--- a/doc/analysis/Technical_Details.docx
+++ b/doc/analysis/Technical_Details.docx
@@ -1859,17 +1859,8 @@
             <w:vAlign w:val="center"/>
           </w:tcPr>
           <w:p>
-            <w:pPr>
-              <w:pStyle w:val="Normal"/>
-              <w:spacing w:lineRule="auto" w:line="240" w:before="20" w:after="20"/>
-              <w:rPr/>
-            </w:pPr>
             <w:r>
-              <w:rPr>
-                <w:b w:val="false"/>
-                <w:sz w:val="20"/>
-              </w:rPr>
-              <w:t>Solu SL067 water sensor</w:t>
+              <w:t>K-0135 water sensor</w:t>
             </w:r>
           </w:p>
         </w:tc>
@@ -1913,17 +1904,8 @@
             <w:vAlign w:val="center"/>
           </w:tcPr>
           <w:p>
-            <w:pPr>
-              <w:pStyle w:val="Normal"/>
-              <w:spacing w:lineRule="auto" w:line="240" w:before="20" w:after="20"/>
-              <w:rPr/>
-            </w:pPr>
             <w:r>
-              <w:rPr>
-                <w:b w:val="false"/>
-                <w:sz w:val="20"/>
-              </w:rPr>
-              <w:t>Electrical ratings, mounting and reliable detection at the cutoff level need confirmation before committing to this model.</w:t>
+              <w:t>Electrical compatibility, mounting and reliable detection at the cutoff level need to be checked in the installed setup.</w:t>
             </w:r>
           </w:p>
         </w:tc>
@@ -2197,11 +2179,10 @@
         <w:rPr>
           <w:b/>
         </w:rPr>
-        <w:t xml:space="preserve">Starting choice: </w:t>
+        <w:t xml:space="preserve">My choice: </w:t>
       </w:r>
       <w:r>
-        <w:rPr/>
-        <w:t>Evaluate the SL067 for the small reservoir’s low-water cutoff. The project needs a water-presence signal, so a full distance or volume measurement is unnecessary. This model remains provisional until its interface and mounting are confirmed. A float switch is the fallback if it provides a more dependable cutoff in the chosen container.</w:t>
+        <w:t>Use the K-0135 water sensor installed in the prototype for reservoir low-water detection. The project needs a low-water signal rather than an exact volume measurement. Check its readings at the installed cutoff level and use them to set the low-water threshold. A float switch is an alternative if more dependable detection is needed in the chosen container.</w:t>
       </w:r>
     </w:p>
     <w:p>
@@ -2217,20 +2198,8 @@
         </w:rPr>
         <w:t xml:space="preserve">Sources: </w:t>
       </w:r>
-      <w:hyperlink r:id="rId10">
-        <w:r>
-          <w:rPr>
-            <w:rStyle w:val="Style"/>
-            <w:color w:val="1F4E79"/>
-            <w:sz w:val="18"/>
-            <w:u w:val="single"/>
-          </w:rPr>
-          <w:t>SL067 project example</w:t>
-        </w:r>
-      </w:hyperlink>
       <w:r>
         <w:rPr/>
-        <w:t xml:space="preserve">  |  </w:t>
       </w:r>
       <w:hyperlink r:id="rId11">
         <w:r>
@@ -7072,7 +7041,9 @@
         </w:rPr>
       </w:pPr>
       <w:r>
-        <w:rPr/>
+        <w:rPr>
+          <w:sz w:val="18"/>
+        </w:rPr>
       </w:r>
     </w:p>
     <w:sectPr>
